--- a/Docs/ENERGY MATRIX.docx
+++ b/Docs/ENERGY MATRIX.docx
@@ -10,6 +10,9 @@
           <w:szCs w:val="40"/>
         </w:rPr>
       </w:pPr>
+      <w:r>
+        <w:t xml:space="preserve">      </w:t>
+      </w:r>
       <w:r>
         <w:t xml:space="preserve">                     </w:t>
       </w:r>
@@ -338,33 +341,15 @@
           <w:sz w:val="28"/>
           <w:szCs w:val="28"/>
         </w:rPr>
-        <w:t xml:space="preserve">: Operational access to data entry, statement uploads, and allotment grids. Restricted from certain admin-only logging </w:t>
-      </w:r>
-      <w:proofErr w:type="gramStart"/>
-      <w:r>
-        <w:rPr>
-          <w:rFonts w:ascii="Times New Roman" w:hAnsi="Times New Roman" w:cs="Times New Roman"/>
-          <w:sz w:val="28"/>
-          <w:szCs w:val="28"/>
-        </w:rPr>
-        <w:t>modules</w:t>
-      </w:r>
-      <w:r>
-        <w:rPr>
-          <w:rFonts w:ascii="Times New Roman" w:hAnsi="Times New Roman" w:cs="Times New Roman"/>
-          <w:sz w:val="28"/>
-          <w:szCs w:val="28"/>
-        </w:rPr>
-        <w:t xml:space="preserve"> ,</w:t>
-      </w:r>
-      <w:proofErr w:type="gramEnd"/>
-      <w:r>
-        <w:rPr>
-          <w:rFonts w:ascii="Times New Roman" w:hAnsi="Times New Roman" w:cs="Times New Roman"/>
-          <w:sz w:val="28"/>
-          <w:szCs w:val="28"/>
-        </w:rPr>
-        <w:t xml:space="preserve">  including system logs.</w:t>
+        <w:t>: Operational access to data entry, statement uploads, and allotment grids. Restricted from certain admin-only logging modules</w:t>
+      </w:r>
+      <w:r>
+        <w:rPr>
+          <w:rFonts w:ascii="Times New Roman" w:hAnsi="Times New Roman" w:cs="Times New Roman"/>
+          <w:sz w:val="28"/>
+          <w:szCs w:val="28"/>
+        </w:rPr>
+        <w:t xml:space="preserve"> ,  including system logs.</w:t>
       </w:r>
     </w:p>
     <w:p>
@@ -818,23 +803,13 @@
           <w:szCs w:val="28"/>
         </w:rPr>
       </w:pPr>
-      <w:proofErr w:type="gramStart"/>
-      <w:r>
-        <w:rPr>
-          <w:rFonts w:ascii="Times New Roman" w:hAnsi="Times New Roman" w:cs="Times New Roman"/>
-          <w:sz w:val="28"/>
-          <w:szCs w:val="28"/>
-        </w:rPr>
-        <w:t>KEY  VALIDATIONS</w:t>
-      </w:r>
-      <w:proofErr w:type="gramEnd"/>
-      <w:r>
-        <w:rPr>
-          <w:rFonts w:ascii="Times New Roman" w:hAnsi="Times New Roman" w:cs="Times New Roman"/>
-          <w:sz w:val="28"/>
-          <w:szCs w:val="28"/>
-        </w:rPr>
-        <w:t>:</w:t>
+      <w:r>
+        <w:rPr>
+          <w:rFonts w:ascii="Times New Roman" w:hAnsi="Times New Roman" w:cs="Times New Roman"/>
+          <w:sz w:val="28"/>
+          <w:szCs w:val="28"/>
+        </w:rPr>
+        <w:t>KEY  VALIDATIONS:</w:t>
       </w:r>
       <w:r>
         <w:rPr>
@@ -1067,33 +1042,15 @@
           <w:sz w:val="28"/>
           <w:szCs w:val="28"/>
         </w:rPr>
-        <w:t>3.</w:t>
-      </w:r>
-      <w:proofErr w:type="gramStart"/>
-      <w:r>
-        <w:rPr>
-          <w:rFonts w:ascii="Times New Roman" w:hAnsi="Times New Roman" w:cs="Times New Roman"/>
-          <w:sz w:val="28"/>
-          <w:szCs w:val="28"/>
-        </w:rPr>
-        <w:t>4.</w:t>
-      </w:r>
-      <w:r>
-        <w:rPr>
-          <w:rFonts w:ascii="Times New Roman" w:hAnsi="Times New Roman" w:cs="Times New Roman"/>
-          <w:sz w:val="28"/>
-          <w:szCs w:val="28"/>
-        </w:rPr>
-        <w:t>SHARE</w:t>
-      </w:r>
-      <w:proofErr w:type="gramEnd"/>
-      <w:r>
-        <w:rPr>
-          <w:rFonts w:ascii="Times New Roman" w:hAnsi="Times New Roman" w:cs="Times New Roman"/>
-          <w:sz w:val="28"/>
-          <w:szCs w:val="28"/>
-        </w:rPr>
-        <w:t xml:space="preserve"> HOLDINGS</w:t>
+        <w:t>3.4.</w:t>
+      </w:r>
+      <w:r>
+        <w:rPr>
+          <w:rFonts w:ascii="Times New Roman" w:hAnsi="Times New Roman" w:cs="Times New Roman"/>
+          <w:sz w:val="28"/>
+          <w:szCs w:val="28"/>
+        </w:rPr>
+        <w:t>SHARE HOLDINGS</w:t>
       </w:r>
     </w:p>
     <w:p>
@@ -1239,25 +1196,7 @@
           <w:sz w:val="28"/>
           <w:szCs w:val="28"/>
         </w:rPr>
-        <w:t>3.</w:t>
-      </w:r>
-      <w:proofErr w:type="gramStart"/>
-      <w:r>
-        <w:rPr>
-          <w:rFonts w:ascii="Times New Roman" w:hAnsi="Times New Roman" w:cs="Times New Roman"/>
-          <w:sz w:val="28"/>
-          <w:szCs w:val="28"/>
-        </w:rPr>
-        <w:t>5.COMPANY</w:t>
-      </w:r>
-      <w:proofErr w:type="gramEnd"/>
-      <w:r>
-        <w:rPr>
-          <w:rFonts w:ascii="Times New Roman" w:hAnsi="Times New Roman" w:cs="Times New Roman"/>
-          <w:sz w:val="28"/>
-          <w:szCs w:val="28"/>
-        </w:rPr>
-        <w:t xml:space="preserve"> SHARES(TOTAL SHARES)</w:t>
+        <w:t>3.5.COMPANY SHARES(TOTAL SHARES)</w:t>
       </w:r>
     </w:p>
     <w:p>
@@ -1319,25 +1258,7 @@
           <w:sz w:val="28"/>
           <w:szCs w:val="28"/>
         </w:rPr>
-        <w:t>: </w:t>
-      </w:r>
-      <w:proofErr w:type="spellStart"/>
-      <w:r>
-        <w:rPr>
-          <w:rFonts w:ascii="Times New Roman" w:hAnsi="Times New Roman" w:cs="Times New Roman"/>
-          <w:sz w:val="28"/>
-          <w:szCs w:val="28"/>
-        </w:rPr>
-        <w:t>Customer_Pool</w:t>
-      </w:r>
-      <w:proofErr w:type="spellEnd"/>
-      <w:r>
-        <w:rPr>
-          <w:rFonts w:ascii="Times New Roman" w:hAnsi="Times New Roman" w:cs="Times New Roman"/>
-          <w:sz w:val="28"/>
-          <w:szCs w:val="28"/>
-        </w:rPr>
-        <w:t xml:space="preserve"> = </w:t>
+        <w:t xml:space="preserve">: Customer_Pool = </w:t>
       </w:r>
       <w:proofErr w:type="spellStart"/>
       <w:r>
@@ -1421,25 +1342,7 @@
           <w:sz w:val="28"/>
           <w:szCs w:val="28"/>
         </w:rPr>
-        <w:t>3.</w:t>
-      </w:r>
-      <w:proofErr w:type="gramStart"/>
-      <w:r>
-        <w:rPr>
-          <w:rFonts w:ascii="Times New Roman" w:hAnsi="Times New Roman" w:cs="Times New Roman"/>
-          <w:sz w:val="28"/>
-          <w:szCs w:val="28"/>
-        </w:rPr>
-        <w:t>6.CONSUMPTION</w:t>
-      </w:r>
-      <w:proofErr w:type="gramEnd"/>
-      <w:r>
-        <w:rPr>
-          <w:rFonts w:ascii="Times New Roman" w:hAnsi="Times New Roman" w:cs="Times New Roman"/>
-          <w:sz w:val="28"/>
-          <w:szCs w:val="28"/>
-        </w:rPr>
-        <w:t xml:space="preserve"> CHARGES</w:t>
+        <w:t>3.6.CONSUMPTION CHARGES</w:t>
       </w:r>
     </w:p>
     <w:p>
@@ -1536,25 +1439,7 @@
           <w:sz w:val="28"/>
           <w:szCs w:val="28"/>
         </w:rPr>
-        <w:t>3.</w:t>
-      </w:r>
-      <w:proofErr w:type="gramStart"/>
-      <w:r>
-        <w:rPr>
-          <w:rFonts w:ascii="Times New Roman" w:hAnsi="Times New Roman" w:cs="Times New Roman"/>
-          <w:sz w:val="28"/>
-          <w:szCs w:val="28"/>
-        </w:rPr>
-        <w:t>7.TRANSMISSION</w:t>
-      </w:r>
-      <w:proofErr w:type="gramEnd"/>
-      <w:r>
-        <w:rPr>
-          <w:rFonts w:ascii="Times New Roman" w:hAnsi="Times New Roman" w:cs="Times New Roman"/>
-          <w:sz w:val="28"/>
-          <w:szCs w:val="28"/>
-        </w:rPr>
-        <w:t xml:space="preserve"> LOSS MASTER</w:t>
+        <w:t>3.7.TRANSMISSION LOSS MASTER</w:t>
       </w:r>
     </w:p>
     <w:p>
@@ -1967,18 +1852,8 @@
           <w:sz w:val="28"/>
           <w:szCs w:val="28"/>
         </w:rPr>
-        <w:t xml:space="preserve">4. </w:t>
-      </w:r>
-      <w:proofErr w:type="gramStart"/>
-      <w:r>
-        <w:rPr>
-          <w:rFonts w:ascii="Times New Roman" w:hAnsi="Times New Roman" w:cs="Times New Roman"/>
-          <w:sz w:val="28"/>
-          <w:szCs w:val="28"/>
-        </w:rPr>
-        <w:t>OPERATIONS  MODULE</w:t>
-      </w:r>
-      <w:proofErr w:type="gramEnd"/>
+        <w:t>4. OPERATIONS  MODULE</w:t>
+      </w:r>
     </w:p>
     <w:p>
       <w:pPr>
@@ -2169,19 +2044,9 @@
           <w:sz w:val="28"/>
           <w:szCs w:val="28"/>
         </w:rPr>
-        <w:t xml:space="preserve"> = </w:t>
-      </w:r>
-      <w:proofErr w:type="gramStart"/>
-      <w:r>
-        <w:rPr>
-          <w:rFonts w:ascii="Times New Roman" w:hAnsi="Times New Roman" w:cs="Times New Roman"/>
-          <w:sz w:val="28"/>
-          <w:szCs w:val="28"/>
-        </w:rPr>
-        <w:t>Sum(</w:t>
+        <w:t xml:space="preserve"> = Sum(</w:t>
       </w:r>
       <w:proofErr w:type="spellStart"/>
-      <w:proofErr w:type="gramEnd"/>
       <w:r>
         <w:rPr>
           <w:rFonts w:ascii="Times New Roman" w:hAnsi="Times New Roman" w:cs="Times New Roman"/>
@@ -2280,7 +2145,6 @@
           <w:rFonts w:ascii="Times New Roman" w:hAnsi="Times New Roman" w:cs="Times New Roman"/>
         </w:rPr>
       </w:pPr>
-      <w:proofErr w:type="gramStart"/>
       <w:r>
         <w:rPr>
           <w:rFonts w:ascii="Times New Roman" w:hAnsi="Times New Roman" w:cs="Times New Roman"/>
@@ -2319,16 +2183,7 @@
           <w:sz w:val="28"/>
           <w:szCs w:val="28"/>
         </w:rPr>
-        <w:t>Consumption</w:t>
-      </w:r>
-      <w:proofErr w:type="gramEnd"/>
-      <w:r>
-        <w:rPr>
-          <w:rFonts w:ascii="Times New Roman" w:hAnsi="Times New Roman" w:cs="Times New Roman"/>
-          <w:sz w:val="28"/>
-          <w:szCs w:val="28"/>
-        </w:rPr>
-        <w:t xml:space="preserve"> Request</w:t>
+        <w:t>Consumption Request</w:t>
       </w:r>
     </w:p>
     <w:p>
@@ -2370,7 +2225,6 @@
           <w:szCs w:val="28"/>
         </w:rPr>
       </w:pPr>
-      <w:proofErr w:type="gramStart"/>
       <w:r>
         <w:rPr>
           <w:rFonts w:ascii="Times New Roman" w:hAnsi="Times New Roman" w:cs="Times New Roman"/>
@@ -2392,16 +2246,7 @@
           <w:sz w:val="28"/>
           <w:szCs w:val="28"/>
         </w:rPr>
-        <w:t>Actual</w:t>
-      </w:r>
-      <w:proofErr w:type="gramEnd"/>
-      <w:r>
-        <w:rPr>
-          <w:rFonts w:ascii="Times New Roman" w:hAnsi="Times New Roman" w:cs="Times New Roman"/>
-          <w:sz w:val="28"/>
-          <w:szCs w:val="28"/>
-        </w:rPr>
-        <w:t xml:space="preserve"> Allotment (Actuals)</w:t>
+        <w:t>Actual Allotment (Actuals)</w:t>
       </w:r>
     </w:p>
     <w:p>
@@ -3316,7 +3161,6 @@
           <w:szCs w:val="28"/>
         </w:rPr>
       </w:pPr>
-      <w:proofErr w:type="gramStart"/>
       <w:r>
         <w:rPr>
           <w:rFonts w:ascii="Times New Roman" w:hAnsi="Times New Roman" w:cs="Times New Roman"/>
@@ -3339,16 +3183,7 @@
           <w:sz w:val="28"/>
           <w:szCs w:val="28"/>
         </w:rPr>
-        <w:t>ENERGY</w:t>
-      </w:r>
-      <w:proofErr w:type="gramEnd"/>
-      <w:r>
-        <w:rPr>
-          <w:rFonts w:ascii="Times New Roman" w:hAnsi="Times New Roman" w:cs="Times New Roman"/>
-          <w:sz w:val="28"/>
-          <w:szCs w:val="28"/>
-        </w:rPr>
-        <w:t xml:space="preserve"> ALLOTMENT</w:t>
+        <w:t>ENERGY ALLOTMENT</w:t>
       </w:r>
     </w:p>
     <w:p>
@@ -4302,25 +4137,7 @@
           <w:sz w:val="28"/>
           <w:szCs w:val="28"/>
         </w:rPr>
-        <w:t xml:space="preserve">AUDIT </w:t>
-      </w:r>
-      <w:proofErr w:type="gramStart"/>
-      <w:r>
-        <w:rPr>
-          <w:rFonts w:ascii="Times New Roman" w:hAnsi="Times New Roman" w:cs="Times New Roman"/>
-          <w:sz w:val="28"/>
-          <w:szCs w:val="28"/>
-        </w:rPr>
-        <w:t>&amp;  MONITORING</w:t>
-      </w:r>
-      <w:proofErr w:type="gramEnd"/>
-      <w:r>
-        <w:rPr>
-          <w:rFonts w:ascii="Times New Roman" w:hAnsi="Times New Roman" w:cs="Times New Roman"/>
-          <w:sz w:val="28"/>
-          <w:szCs w:val="28"/>
-        </w:rPr>
-        <w:t xml:space="preserve"> </w:t>
+        <w:t xml:space="preserve">AUDIT &amp;  MONITORING </w:t>
       </w:r>
     </w:p>
     <w:p>
@@ -5243,19 +5060,9 @@
           <w:sz w:val="28"/>
           <w:szCs w:val="28"/>
         </w:rPr>
-        <w:t xml:space="preserve"> - </w:t>
-      </w:r>
-      <w:proofErr w:type="gramStart"/>
-      <w:r>
-        <w:rPr>
-          <w:rFonts w:ascii="Times New Roman" w:hAnsi="Times New Roman" w:cs="Times New Roman"/>
-          <w:sz w:val="28"/>
-          <w:szCs w:val="28"/>
-        </w:rPr>
-        <w:t>Min(</w:t>
+        <w:t xml:space="preserve"> - Min(</w:t>
       </w:r>
       <w:proofErr w:type="spellStart"/>
-      <w:proofErr w:type="gramEnd"/>
       <w:r>
         <w:rPr>
           <w:rFonts w:ascii="Times New Roman" w:hAnsi="Times New Roman" w:cs="Times New Roman"/>
@@ -5387,19 +5194,9 @@
           <w:sz w:val="28"/>
           <w:szCs w:val="28"/>
         </w:rPr>
-        <w:t xml:space="preserve"> - </w:t>
-      </w:r>
-      <w:proofErr w:type="gramStart"/>
-      <w:r>
-        <w:rPr>
-          <w:rFonts w:ascii="Times New Roman" w:hAnsi="Times New Roman" w:cs="Times New Roman"/>
-          <w:sz w:val="28"/>
-          <w:szCs w:val="28"/>
-        </w:rPr>
-        <w:t>Min(</w:t>
+        <w:t xml:space="preserve"> - Min(</w:t>
       </w:r>
       <w:proofErr w:type="spellStart"/>
-      <w:proofErr w:type="gramEnd"/>
       <w:r>
         <w:rPr>
           <w:rFonts w:ascii="Times New Roman" w:hAnsi="Times New Roman" w:cs="Times New Roman"/>
@@ -5526,19 +5323,9 @@
           <w:sz w:val="28"/>
           <w:szCs w:val="28"/>
         </w:rPr>
-        <w:t xml:space="preserve"> = </w:t>
-      </w:r>
-      <w:proofErr w:type="gramStart"/>
-      <w:r>
-        <w:rPr>
-          <w:rFonts w:ascii="Times New Roman" w:hAnsi="Times New Roman" w:cs="Times New Roman"/>
-          <w:sz w:val="28"/>
-          <w:szCs w:val="28"/>
-        </w:rPr>
-        <w:t>Min(</w:t>
+        <w:t xml:space="preserve"> = Min(</w:t>
       </w:r>
       <w:proofErr w:type="spellStart"/>
-      <w:proofErr w:type="gramEnd"/>
       <w:r>
         <w:rPr>
           <w:rFonts w:ascii="Times New Roman" w:hAnsi="Times New Roman" w:cs="Times New Roman"/>
@@ -5919,25 +5706,7 @@
           <w:sz w:val="28"/>
           <w:szCs w:val="28"/>
         </w:rPr>
-        <w:t xml:space="preserve">.3 </w:t>
-      </w:r>
-      <w:proofErr w:type="gramStart"/>
-      <w:r>
-        <w:rPr>
-          <w:rFonts w:ascii="Times New Roman" w:hAnsi="Times New Roman" w:cs="Times New Roman"/>
-          <w:sz w:val="28"/>
-          <w:szCs w:val="28"/>
-        </w:rPr>
-        <w:t>CONSUMPTION  CHARGES</w:t>
-      </w:r>
-      <w:proofErr w:type="gramEnd"/>
-      <w:r>
-        <w:rPr>
-          <w:rFonts w:ascii="Times New Roman" w:hAnsi="Times New Roman" w:cs="Times New Roman"/>
-          <w:sz w:val="28"/>
-          <w:szCs w:val="28"/>
-        </w:rPr>
-        <w:t xml:space="preserve"> FORMULA </w:t>
+        <w:t xml:space="preserve">.3 CONSUMPTION  CHARGES FORMULA </w:t>
       </w:r>
     </w:p>
     <w:p>
@@ -6544,19 +6313,9 @@
           <w:sz w:val="28"/>
           <w:szCs w:val="28"/>
         </w:rPr>
-        <w:t xml:space="preserve"> - </w:t>
-      </w:r>
-      <w:proofErr w:type="gramStart"/>
-      <w:r>
-        <w:rPr>
-          <w:rFonts w:ascii="Times New Roman" w:hAnsi="Times New Roman" w:cs="Times New Roman"/>
-          <w:sz w:val="28"/>
-          <w:szCs w:val="28"/>
-        </w:rPr>
-        <w:t>Sum(</w:t>
+        <w:t xml:space="preserve"> - Sum(</w:t>
       </w:r>
       <w:proofErr w:type="spellStart"/>
-      <w:proofErr w:type="gramEnd"/>
       <w:r>
         <w:rPr>
           <w:rFonts w:ascii="Times New Roman" w:hAnsi="Times New Roman" w:cs="Times New Roman"/>
@@ -6816,23 +6575,63 @@
           <w:szCs w:val="28"/>
         </w:rPr>
       </w:pPr>
-      <w:proofErr w:type="gramStart"/>
-      <w:r>
-        <w:rPr>
-          <w:rFonts w:ascii="Times New Roman" w:hAnsi="Times New Roman" w:cs="Times New Roman"/>
-          <w:sz w:val="28"/>
-          <w:szCs w:val="28"/>
-        </w:rPr>
-        <w:t>Introduction  on</w:t>
-      </w:r>
-      <w:proofErr w:type="gramEnd"/>
-      <w:r>
-        <w:rPr>
-          <w:rFonts w:ascii="Times New Roman" w:hAnsi="Times New Roman" w:cs="Times New Roman"/>
-          <w:sz w:val="28"/>
-          <w:szCs w:val="28"/>
-        </w:rPr>
-        <w:t xml:space="preserve"> windmill manage </w:t>
+      <w:r>
+        <w:rPr>
+          <w:rFonts w:ascii="Times New Roman" w:hAnsi="Times New Roman" w:cs="Times New Roman"/>
+          <w:sz w:val="28"/>
+          <w:szCs w:val="28"/>
+        </w:rPr>
+        <w:t>Introduction  on windmill management includ</w:t>
+      </w:r>
+      <w:r>
+        <w:rPr>
+          <w:rFonts w:ascii="Times New Roman" w:hAnsi="Times New Roman" w:cs="Times New Roman"/>
+          <w:sz w:val="28"/>
+          <w:szCs w:val="28"/>
+        </w:rPr>
+        <w:t>ing</w:t>
+      </w:r>
+      <w:r>
+        <w:rPr>
+          <w:rFonts w:ascii="Times New Roman" w:hAnsi="Times New Roman" w:cs="Times New Roman"/>
+          <w:sz w:val="28"/>
+          <w:szCs w:val="28"/>
+        </w:rPr>
+        <w:t xml:space="preserve"> menu</w:t>
+      </w:r>
+    </w:p>
+    <w:p>
+      <w:pPr>
+        <w:rPr>
+          <w:rFonts w:ascii="Times New Roman" w:hAnsi="Times New Roman" w:cs="Times New Roman"/>
+          <w:sz w:val="28"/>
+          <w:szCs w:val="28"/>
+        </w:rPr>
+      </w:pPr>
+      <w:r>
+        <w:rPr>
+          <w:rFonts w:ascii="Times New Roman" w:hAnsi="Times New Roman" w:cs="Times New Roman"/>
+          <w:sz w:val="28"/>
+          <w:szCs w:val="28"/>
+        </w:rPr>
+        <w:t>Module names (with purpose of the module)</w:t>
+      </w:r>
+    </w:p>
+    <w:p>
+      <w:pPr>
+        <w:rPr>
+          <w:rFonts w:ascii="Times New Roman" w:hAnsi="Times New Roman" w:cs="Times New Roman"/>
+          <w:sz w:val="28"/>
+          <w:szCs w:val="28"/>
+        </w:rPr>
+      </w:pPr>
+      <w:r>
+        <w:rPr>
+          <w:rFonts w:ascii="Times New Roman" w:hAnsi="Times New Roman" w:cs="Times New Roman"/>
+          <w:sz w:val="28"/>
+          <w:szCs w:val="28"/>
+        </w:rPr>
+        <w:t xml:space="preserve">Main functionalities of the page (about the buttons , core of each page , and screenshot of </w:t>
       </w:r>
       <w:proofErr w:type="spellStart"/>
       <w:r>
@@ -6841,7 +6640,7 @@
           <w:sz w:val="28"/>
           <w:szCs w:val="28"/>
         </w:rPr>
-        <w:t>ment</w:t>
+        <w:t>eachpage</w:t>
       </w:r>
       <w:proofErr w:type="spellEnd"/>
       <w:r>
@@ -6850,76 +6649,6 @@
           <w:sz w:val="28"/>
           <w:szCs w:val="28"/>
         </w:rPr>
-        <w:t xml:space="preserve"> includes menu</w:t>
-      </w:r>
-    </w:p>
-    <w:p>
-      <w:pPr>
-        <w:rPr>
-          <w:rFonts w:ascii="Times New Roman" w:hAnsi="Times New Roman" w:cs="Times New Roman"/>
-          <w:sz w:val="28"/>
-          <w:szCs w:val="28"/>
-        </w:rPr>
-      </w:pPr>
-      <w:r>
-        <w:rPr>
-          <w:rFonts w:ascii="Times New Roman" w:hAnsi="Times New Roman" w:cs="Times New Roman"/>
-          <w:sz w:val="28"/>
-          <w:szCs w:val="28"/>
-        </w:rPr>
-        <w:t>Module names (with purpose of the module)</w:t>
-      </w:r>
-    </w:p>
-    <w:p>
-      <w:pPr>
-        <w:rPr>
-          <w:rFonts w:ascii="Times New Roman" w:hAnsi="Times New Roman" w:cs="Times New Roman"/>
-          <w:sz w:val="28"/>
-          <w:szCs w:val="28"/>
-        </w:rPr>
-      </w:pPr>
-      <w:r>
-        <w:rPr>
-          <w:rFonts w:ascii="Times New Roman" w:hAnsi="Times New Roman" w:cs="Times New Roman"/>
-          <w:sz w:val="28"/>
-          <w:szCs w:val="28"/>
-        </w:rPr>
-        <w:t xml:space="preserve">Main functionalities of the page (about the </w:t>
-      </w:r>
-      <w:proofErr w:type="gramStart"/>
-      <w:r>
-        <w:rPr>
-          <w:rFonts w:ascii="Times New Roman" w:hAnsi="Times New Roman" w:cs="Times New Roman"/>
-          <w:sz w:val="28"/>
-          <w:szCs w:val="28"/>
-        </w:rPr>
-        <w:t>buttons ,</w:t>
-      </w:r>
-      <w:proofErr w:type="gramEnd"/>
-      <w:r>
-        <w:rPr>
-          <w:rFonts w:ascii="Times New Roman" w:hAnsi="Times New Roman" w:cs="Times New Roman"/>
-          <w:sz w:val="28"/>
-          <w:szCs w:val="28"/>
-        </w:rPr>
-        <w:t xml:space="preserve"> core of each page , and screenshot of </w:t>
-      </w:r>
-      <w:proofErr w:type="spellStart"/>
-      <w:r>
-        <w:rPr>
-          <w:rFonts w:ascii="Times New Roman" w:hAnsi="Times New Roman" w:cs="Times New Roman"/>
-          <w:sz w:val="28"/>
-          <w:szCs w:val="28"/>
-        </w:rPr>
-        <w:t>eachpage</w:t>
-      </w:r>
-      <w:proofErr w:type="spellEnd"/>
-      <w:r>
-        <w:rPr>
-          <w:rFonts w:ascii="Times New Roman" w:hAnsi="Times New Roman" w:cs="Times New Roman"/>
-          <w:sz w:val="28"/>
-          <w:szCs w:val="28"/>
-        </w:rPr>
         <w:t xml:space="preserve">) </w:t>
       </w:r>
     </w:p>
@@ -6937,25 +6666,7 @@
           <w:sz w:val="28"/>
           <w:szCs w:val="28"/>
         </w:rPr>
-        <w:t xml:space="preserve">Masters (in which screen this master </w:t>
-      </w:r>
-      <w:proofErr w:type="gramStart"/>
-      <w:r>
-        <w:rPr>
-          <w:rFonts w:ascii="Times New Roman" w:hAnsi="Times New Roman" w:cs="Times New Roman"/>
-          <w:sz w:val="28"/>
-          <w:szCs w:val="28"/>
-        </w:rPr>
-        <w:t>appears ,</w:t>
-      </w:r>
-      <w:proofErr w:type="gramEnd"/>
-      <w:r>
-        <w:rPr>
-          <w:rFonts w:ascii="Times New Roman" w:hAnsi="Times New Roman" w:cs="Times New Roman"/>
-          <w:sz w:val="28"/>
-          <w:szCs w:val="28"/>
-        </w:rPr>
-        <w:t xml:space="preserve"> conditions on save , post , master name and impact on transaction)</w:t>
+        <w:t>Masters (in which screen this master appears , conditions on save , post , master name and impact on transaction)</w:t>
       </w:r>
     </w:p>
     <w:p>
